--- a/8-资源管理/流程制度规范类文件/HFSJ-ITSS-0805-运维服务最终软件库管理制度.docx
+++ b/8-资源管理/流程制度规范类文件/HFSJ-ITSS-0805-运维服务最终软件库管理制度.docx
@@ -8305,7 +8305,7 @@
           <w:rFonts w:hint="default"/>
           <w:lang w:val="en-US" w:eastAsia="zh-CN"/>
         </w:rPr>
-        <w:t>本制度适用于研发部、运维部、产品产品质量部、综合部及其他涉及软件资产管理的相关部门和人员。</w:t>
+        <w:t>本制度适用于研发部、运维部、产品质量部、综合部及其他涉及软件资产管理的相关部门和人员。</w:t>
       </w:r>
     </w:p>
     <w:p>
@@ -31346,7 +31346,7 @@
                 <w:szCs w:val="18"/>
                 <w:lang w:val="en-US" w:eastAsia="zh-CN"/>
               </w:rPr>
-              <w:t>产品产品质量部</w:t>
+              <w:t>产品质量部</w:t>
             </w:r>
             <w:r>
               <w:rPr>
@@ -32685,7 +32685,7 @@
                 <w:szCs w:val="18"/>
                 <w:lang w:val="en-US" w:eastAsia="zh-CN"/>
               </w:rPr>
-              <w:t>产品产品质量部</w:t>
+              <w:t>产品质量部</w:t>
             </w:r>
             <w:r>
               <w:rPr>
@@ -45281,7 +45281,7 @@
                 <w:szCs w:val="18"/>
                 <w:lang w:val="en-US" w:eastAsia="zh-CN"/>
               </w:rPr>
-              <w:t>产品产品质量部</w:t>
+              <w:t>产品质量部</w:t>
             </w:r>
           </w:p>
         </w:tc>
